--- a/chapters/resources.docx
+++ b/chapters/resources.docx
@@ -15,7 +15,7 @@
         <w:pStyle w:val="Date"/>
       </w:pPr>
       <w:r>
-        <w:t xml:space="preserve">Last modified: 2026-10-12 00:36:52 (PDT)</w:t>
+        <w:t xml:space="preserve">Last modified: 2026-10-12 01:04:11 (PDT)</w:t>
       </w:r>
     </w:p>
     <w:p>

--- a/chapters/resources.docx
+++ b/chapters/resources.docx
@@ -15,7 +15,7 @@
         <w:pStyle w:val="Date"/>
       </w:pPr>
       <w:r>
-        <w:t xml:space="preserve">Last modified: 2026-10-12 01:04:11 (PDT)</w:t>
+        <w:t xml:space="preserve">Last modified: 2026-10-12 01:16:52 (PDT)</w:t>
       </w:r>
     </w:p>
     <w:p>

--- a/chapters/resources.docx
+++ b/chapters/resources.docx
@@ -15,7 +15,7 @@
         <w:pStyle w:val="Date"/>
       </w:pPr>
       <w:r>
-        <w:t xml:space="preserve">Last modified: 2026-10-12 01:16:52 (PDT)</w:t>
+        <w:t xml:space="preserve">Last modified: 2026-10-12 02:13:32 (PDT)</w:t>
       </w:r>
     </w:p>
     <w:p>

--- a/chapters/resources.docx
+++ b/chapters/resources.docx
@@ -15,7 +15,7 @@
         <w:pStyle w:val="Date"/>
       </w:pPr>
       <w:r>
-        <w:t xml:space="preserve">Last modified: 2026-10-12 02:13:32 (PDT)</w:t>
+        <w:t xml:space="preserve">Last modified: 2026-10-12 02:20:54 (PDT)</w:t>
       </w:r>
     </w:p>
     <w:p>

--- a/chapters/resources.docx
+++ b/chapters/resources.docx
@@ -15,7 +15,7 @@
         <w:pStyle w:val="Date"/>
       </w:pPr>
       <w:r>
-        <w:t xml:space="preserve">Last modified: 2026-10-12 02:20:54 (PDT)</w:t>
+        <w:t xml:space="preserve">Last modified: 2026-10-12 14:37:38 (PDT)</w:t>
       </w:r>
     </w:p>
     <w:p>

--- a/chapters/resources.docx
+++ b/chapters/resources.docx
@@ -15,7 +15,7 @@
         <w:pStyle w:val="Date"/>
       </w:pPr>
       <w:r>
-        <w:t xml:space="preserve">Last modified: 2026-10-12 14:37:38 (PDT)</w:t>
+        <w:t xml:space="preserve">Last modified: 2026-10-12 20:18:39 (PDT)</w:t>
       </w:r>
     </w:p>
     <w:p>

--- a/chapters/resources.docx
+++ b/chapters/resources.docx
@@ -15,7 +15,7 @@
         <w:pStyle w:val="Date"/>
       </w:pPr>
       <w:r>
-        <w:t xml:space="preserve">Last modified: 2026-10-12 20:18:39 (PDT)</w:t>
+        <w:t xml:space="preserve">Last modified: 2026-10-12 21:28:22 (PDT)</w:t>
       </w:r>
     </w:p>
     <w:p>

--- a/chapters/resources.docx
+++ b/chapters/resources.docx
@@ -15,7 +15,7 @@
         <w:pStyle w:val="Date"/>
       </w:pPr>
       <w:r>
-        <w:t xml:space="preserve">Last modified: 2026-10-12 21:28:22 (PDT)</w:t>
+        <w:t xml:space="preserve">Last modified: 2026-10-14 01:49:27 (PDT)</w:t>
       </w:r>
     </w:p>
     <w:p>

--- a/chapters/resources.docx
+++ b/chapters/resources.docx
@@ -15,7 +15,7 @@
         <w:pStyle w:val="Date"/>
       </w:pPr>
       <w:r>
-        <w:t xml:space="preserve">Last modified: 2026-10-14 01:49:27 (PDT)</w:t>
+        <w:t xml:space="preserve">Last modified: 2026-10-14 02:01:49 (PDT)</w:t>
       </w:r>
     </w:p>
     <w:p>

--- a/chapters/resources.docx
+++ b/chapters/resources.docx
@@ -15,7 +15,7 @@
         <w:pStyle w:val="Date"/>
       </w:pPr>
       <w:r>
-        <w:t xml:space="preserve">Last modified: 2026-10-14 02:01:49 (PDT)</w:t>
+        <w:t xml:space="preserve">Last modified: 2026-10-14 03:08:22 (PDT)</w:t>
       </w:r>
     </w:p>
     <w:p>

--- a/chapters/resources.docx
+++ b/chapters/resources.docx
@@ -15,7 +15,7 @@
         <w:pStyle w:val="Date"/>
       </w:pPr>
       <w:r>
-        <w:t xml:space="preserve">Last modified: 2026-10-14 03:08:22 (PDT)</w:t>
+        <w:t xml:space="preserve">Last modified: 2026-10-14 03:38:56 (PDT)</w:t>
       </w:r>
     </w:p>
     <w:p>

--- a/chapters/resources.docx
+++ b/chapters/resources.docx
@@ -15,7 +15,7 @@
         <w:pStyle w:val="Date"/>
       </w:pPr>
       <w:r>
-        <w:t xml:space="preserve">Last modified: 2026-10-14 03:38:56 (PDT)</w:t>
+        <w:t xml:space="preserve">Last modified: 2026-10-14 04:06:05 (PDT)</w:t>
       </w:r>
     </w:p>
     <w:p>

--- a/chapters/resources.docx
+++ b/chapters/resources.docx
@@ -15,7 +15,7 @@
         <w:pStyle w:val="Date"/>
       </w:pPr>
       <w:r>
-        <w:t xml:space="preserve">Last modified: 2026-10-14 04:06:05 (PDT)</w:t>
+        <w:t xml:space="preserve">Last modified: 2026-10-14 04:15:39 (PDT)</w:t>
       </w:r>
     </w:p>
     <w:p>

--- a/chapters/resources.docx
+++ b/chapters/resources.docx
@@ -15,7 +15,7 @@
         <w:pStyle w:val="Date"/>
       </w:pPr>
       <w:r>
-        <w:t xml:space="preserve">Last modified: 2026-10-14 04:15:39 (PDT)</w:t>
+        <w:t xml:space="preserve">Last modified: 2026-10-14 12:29:23 (PDT)</w:t>
       </w:r>
     </w:p>
     <w:p>

--- a/chapters/resources.docx
+++ b/chapters/resources.docx
@@ -15,7 +15,7 @@
         <w:pStyle w:val="Date"/>
       </w:pPr>
       <w:r>
-        <w:t xml:space="preserve">Last modified: 2026-10-14 12:29:23 (PDT)</w:t>
+        <w:t xml:space="preserve">Last modified: 2026-10-14 12:39:25 (PDT)</w:t>
       </w:r>
     </w:p>
     <w:p>

--- a/chapters/resources.docx
+++ b/chapters/resources.docx
@@ -15,7 +15,7 @@
         <w:pStyle w:val="Date"/>
       </w:pPr>
       <w:r>
-        <w:t xml:space="preserve">Last modified: 2026-10-14 12:39:25 (PDT)</w:t>
+        <w:t xml:space="preserve">Last modified: 2026-10-15 15:15:23 (PDT)</w:t>
       </w:r>
     </w:p>
     <w:p>

--- a/chapters/resources.docx
+++ b/chapters/resources.docx
@@ -15,7 +15,7 @@
         <w:pStyle w:val="Date"/>
       </w:pPr>
       <w:r>
-        <w:t xml:space="preserve">Last modified: 2026-10-15 15:15:23 (PDT)</w:t>
+        <w:t xml:space="preserve">Last modified: 2026-10-15 15:35:31 (PDT)</w:t>
       </w:r>
     </w:p>
     <w:p>

--- a/chapters/resources.docx
+++ b/chapters/resources.docx
@@ -15,7 +15,7 @@
         <w:pStyle w:val="Date"/>
       </w:pPr>
       <w:r>
-        <w:t xml:space="preserve">Last modified: 2026-10-15 15:35:31 (PDT)</w:t>
+        <w:t xml:space="preserve">Last modified: 2026-10-15 20:34:27 (PDT)</w:t>
       </w:r>
     </w:p>
     <w:p>

--- a/chapters/resources.docx
+++ b/chapters/resources.docx
@@ -15,7 +15,7 @@
         <w:pStyle w:val="Date"/>
       </w:pPr>
       <w:r>
-        <w:t xml:space="preserve">Last modified: 2026-10-15 20:34:27 (PDT)</w:t>
+        <w:t xml:space="preserve">Last modified: 2026-10-15 21:20:53 (PDT)</w:t>
       </w:r>
     </w:p>
     <w:p>

--- a/chapters/resources.docx
+++ b/chapters/resources.docx
@@ -15,7 +15,7 @@
         <w:pStyle w:val="Date"/>
       </w:pPr>
       <w:r>
-        <w:t xml:space="preserve">Last modified: 2026-10-15 21:20:53 (PDT)</w:t>
+        <w:t xml:space="preserve">Last modified: 2026-10-17 02:34:41 (PDT)</w:t>
       </w:r>
     </w:p>
     <w:p>

--- a/chapters/resources.docx
+++ b/chapters/resources.docx
@@ -15,7 +15,7 @@
         <w:pStyle w:val="Date"/>
       </w:pPr>
       <w:r>
-        <w:t xml:space="preserve">Last modified: 2026-10-17 02:34:41 (PDT)</w:t>
+        <w:t xml:space="preserve">Last modified: 2026-10-19 09:42:04 (PDT)</w:t>
       </w:r>
     </w:p>
     <w:p>

--- a/chapters/resources.docx
+++ b/chapters/resources.docx
@@ -15,7 +15,7 @@
         <w:pStyle w:val="Date"/>
       </w:pPr>
       <w:r>
-        <w:t xml:space="preserve">Last modified: 2026-10-19 09:42:04 (PDT)</w:t>
+        <w:t xml:space="preserve">Last modified: 2026-10-21 10:38:25 (PDT)</w:t>
       </w:r>
     </w:p>
     <w:p>

--- a/chapters/resources.docx
+++ b/chapters/resources.docx
@@ -15,7 +15,7 @@
         <w:pStyle w:val="Date"/>
       </w:pPr>
       <w:r>
-        <w:t xml:space="preserve">Last modified: 2026-10-21 10:38:25 (PDT)</w:t>
+        <w:t xml:space="preserve">Last modified: 2026-10-25 19:23:43 (PDT)</w:t>
       </w:r>
     </w:p>
     <w:p>

--- a/chapters/resources.docx
+++ b/chapters/resources.docx
@@ -15,7 +15,7 @@
         <w:pStyle w:val="Date"/>
       </w:pPr>
       <w:r>
-        <w:t xml:space="preserve">Last modified: 2026-10-25 19:23:43 (PDT)</w:t>
+        <w:t xml:space="preserve">Last modified: 2026-10-25 19:34:45 (PDT)</w:t>
       </w:r>
     </w:p>
     <w:p>

--- a/chapters/resources.docx
+++ b/chapters/resources.docx
@@ -15,7 +15,7 @@
         <w:pStyle w:val="Date"/>
       </w:pPr>
       <w:r>
-        <w:t xml:space="preserve">Last modified: 2026-10-25 19:34:45 (PDT)</w:t>
+        <w:t xml:space="preserve">Last modified: 2026-10-25 19:40:13 (PDT)</w:t>
       </w:r>
     </w:p>
     <w:p>

--- a/chapters/resources.docx
+++ b/chapters/resources.docx
@@ -15,7 +15,7 @@
         <w:pStyle w:val="Date"/>
       </w:pPr>
       <w:r>
-        <w:t xml:space="preserve">Last modified: 2026-10-25 19:40:13 (PDT)</w:t>
+        <w:t xml:space="preserve">Last modified: 2026-10-26 13:05:01 (PDT)</w:t>
       </w:r>
     </w:p>
     <w:p>

--- a/chapters/resources.docx
+++ b/chapters/resources.docx
@@ -15,7 +15,7 @@
         <w:pStyle w:val="Date"/>
       </w:pPr>
       <w:r>
-        <w:t xml:space="preserve">Last modified: 2026-10-26 13:05:01 (PDT)</w:t>
+        <w:t xml:space="preserve">Last modified: 2026-10-26 13:09:35 (PDT)</w:t>
       </w:r>
     </w:p>
     <w:p>

--- a/chapters/resources.docx
+++ b/chapters/resources.docx
@@ -15,7 +15,7 @@
         <w:pStyle w:val="Date"/>
       </w:pPr>
       <w:r>
-        <w:t xml:space="preserve">Last modified: 2026-10-26 13:09:35 (PDT)</w:t>
+        <w:t xml:space="preserve">Last modified: 2026-10-26 13:51:46 (PDT)</w:t>
       </w:r>
     </w:p>
     <w:p>

--- a/chapters/resources.docx
+++ b/chapters/resources.docx
@@ -15,7 +15,7 @@
         <w:pStyle w:val="Date"/>
       </w:pPr>
       <w:r>
-        <w:t xml:space="preserve">Last modified: 2026-10-26 13:51:46 (PDT)</w:t>
+        <w:t xml:space="preserve">Last modified: 2026-10-26 23:11:06 (PDT)</w:t>
       </w:r>
     </w:p>
     <w:p>

--- a/chapters/resources.docx
+++ b/chapters/resources.docx
@@ -15,7 +15,7 @@
         <w:pStyle w:val="Date"/>
       </w:pPr>
       <w:r>
-        <w:t xml:space="preserve">Last modified: 2026-10-26 23:11:06 (PDT)</w:t>
+        <w:t xml:space="preserve">Last modified: 2026-10-27 16:10:40 (PDT)</w:t>
       </w:r>
     </w:p>
     <w:p>
@@ -100,7 +100,7 @@
         <w:t xml:space="preserve"> </w:t>
       </w:r>
       <w:r>
-        <w:t xml:space="preserve">tidy evaluation and programming with</w:t>
+        <w:t xml:space="preserve">tidy evaluation, programming with</w:t>
       </w:r>
       <w:r>
         <w:t xml:space="preserve"> </w:t>
@@ -111,6 +111,9 @@
         </w:rPr>
         <w:t xml:space="preserve">{dplyr}</w:t>
       </w:r>
+      <w:r>
+        <w:t xml:space="preserve">, and a skeptical view</w:t>
+      </w:r>
     </w:p>
     <w:p>
       <w:pPr>
@@ -237,7 +240,7 @@
         <w:t xml:space="preserve">shell tools and The Missing CS Quarter at UC Davis</w:t>
       </w:r>
     </w:p>
-    <w:bookmarkStart w:id="33" w:name="sec-resources-r"/>
+    <w:bookmarkStart w:id="36" w:name="sec-resources-r"/>
     <w:p>
       <w:pPr>
         <w:pStyle w:val="Heading2"/>
@@ -324,6 +327,72 @@
         </w:numPr>
       </w:pPr>
       <w:hyperlink r:id="rId19">
+        <w:r>
+          <w:rPr>
+            <w:rStyle w:val="Hyperlink"/>
+          </w:rPr>
+          <w:t xml:space="preserve">Tidyverse Skeptic</w:t>
+        </w:r>
+      </w:hyperlink>
+      <w:r>
+        <w:t xml:space="preserve"> </w:t>
+      </w:r>
+      <w:r>
+        <w:t xml:space="preserve">-</w:t>
+      </w:r>
+      <w:r>
+        <w:t xml:space="preserve"> </w:t>
+      </w:r>
+      <w:r>
+        <w:t xml:space="preserve">Norm Matloff’s essay arguing that beginners should learn base R before the Tidyverse</w:t>
+      </w:r>
+      <w:r>
+        <w:t xml:space="preserve"> </w:t>
+      </w:r>
+      <w:r>
+        <w:t xml:space="preserve">(</w:t>
+      </w:r>
+      <w:hyperlink r:id="rId20">
+        <w:r>
+          <w:rPr>
+            <w:rStyle w:val="Hyperlink"/>
+          </w:rPr>
+          <w:t xml:space="preserve">source</w:t>
+        </w:r>
+      </w:hyperlink>
+      <w:r>
+        <w:t xml:space="preserve">;</w:t>
+      </w:r>
+      <w:r>
+        <w:t xml:space="preserve"> </w:t>
+      </w:r>
+      <w:r>
+        <w:t xml:space="preserve">summarized in</w:t>
+      </w:r>
+      <w:r>
+        <w:t xml:space="preserve"> </w:t>
+      </w:r>
+      <w:hyperlink r:id="rId21">
+        <w:r>
+          <w:rPr>
+            <w:rStyle w:val="Hyperlink"/>
+          </w:rPr>
+          <w:t xml:space="preserve">A Skeptical View</w:t>
+        </w:r>
+      </w:hyperlink>
+      <w:r>
+        <w:t xml:space="preserve">)</w:t>
+      </w:r>
+    </w:p>
+    <w:p>
+      <w:pPr>
+        <w:pStyle w:val="Compact"/>
+        <w:numPr>
+          <w:ilvl w:val="0"/>
+          <w:numId w:val="1002"/>
+        </w:numPr>
+      </w:pPr>
+      <w:hyperlink r:id="rId22">
         <w:r>
           <w:rPr>
             <w:rStyle w:val="Hyperlink"/>
@@ -362,7 +431,7 @@
           <w:numId w:val="1002"/>
         </w:numPr>
       </w:pPr>
-      <w:hyperlink r:id="rId20">
+      <w:hyperlink r:id="rId23">
         <w:r>
           <w:rPr>
             <w:rStyle w:val="Hyperlink"/>
@@ -389,7 +458,7 @@
         <w:t xml:space="preserve">data dictionaries in YAML format</w:t>
       </w:r>
     </w:p>
-    <w:bookmarkStart w:id="26" w:name="uc-davis-datalab-workshops-and-tutorials"/>
+    <w:bookmarkStart w:id="29" w:name="uc-davis-datalab-workshops-and-tutorials"/>
     <w:p>
       <w:pPr>
         <w:pStyle w:val="Heading3"/>
@@ -408,7 +477,7 @@
       <w:r>
         <w:t xml:space="preserve"> </w:t>
       </w:r>
-      <w:hyperlink r:id="rId21">
+      <w:hyperlink r:id="rId24">
         <w:r>
           <w:rPr>
             <w:rStyle w:val="Hyperlink"/>
@@ -431,7 +500,7 @@
           <w:numId w:val="1003"/>
         </w:numPr>
       </w:pPr>
-      <w:hyperlink r:id="rId22">
+      <w:hyperlink r:id="rId25">
         <w:r>
           <w:rPr>
             <w:rStyle w:val="Hyperlink"/>
@@ -454,7 +523,7 @@
           <w:numId w:val="1003"/>
         </w:numPr>
       </w:pPr>
-      <w:hyperlink r:id="rId23">
+      <w:hyperlink r:id="rId26">
         <w:r>
           <w:rPr>
             <w:rStyle w:val="Hyperlink"/>
@@ -477,7 +546,7 @@
           <w:numId w:val="1003"/>
         </w:numPr>
       </w:pPr>
-      <w:hyperlink r:id="rId24">
+      <w:hyperlink r:id="rId27">
         <w:r>
           <w:rPr>
             <w:rStyle w:val="Hyperlink"/>
@@ -500,7 +569,7 @@
           <w:numId w:val="1003"/>
         </w:numPr>
       </w:pPr>
-      <w:hyperlink r:id="rId25">
+      <w:hyperlink r:id="rId28">
         <w:r>
           <w:rPr>
             <w:rStyle w:val="Hyperlink"/>
@@ -515,8 +584,8 @@
         <w:t xml:space="preserve">- setup instructions for data science software</w:t>
       </w:r>
     </w:p>
-    <w:bookmarkEnd w:id="26"/>
-    <w:bookmarkStart w:id="32" w:name="cheat-sheets"/>
+    <w:bookmarkEnd w:id="29"/>
+    <w:bookmarkStart w:id="35" w:name="cheat-sheets"/>
     <w:p>
       <w:pPr>
         <w:pStyle w:val="Heading3"/>
@@ -533,7 +602,7 @@
           <w:numId w:val="1004"/>
         </w:numPr>
       </w:pPr>
-      <w:hyperlink r:id="rId27">
+      <w:hyperlink r:id="rId30">
         <w:r>
           <w:rPr>
             <w:rStyle w:val="Hyperlink"/>
@@ -550,7 +619,7 @@
           <w:numId w:val="1004"/>
         </w:numPr>
       </w:pPr>
-      <w:hyperlink r:id="rId28">
+      <w:hyperlink r:id="rId31">
         <w:r>
           <w:rPr>
             <w:rStyle w:val="Hyperlink"/>
@@ -567,7 +636,7 @@
           <w:numId w:val="1004"/>
         </w:numPr>
       </w:pPr>
-      <w:hyperlink r:id="rId29">
+      <w:hyperlink r:id="rId32">
         <w:r>
           <w:rPr>
             <w:rStyle w:val="Hyperlink"/>
@@ -584,7 +653,7 @@
           <w:numId w:val="1004"/>
         </w:numPr>
       </w:pPr>
-      <w:hyperlink r:id="rId30">
+      <w:hyperlink r:id="rId33">
         <w:r>
           <w:rPr>
             <w:rStyle w:val="Hyperlink"/>
@@ -601,7 +670,7 @@
           <w:numId w:val="1004"/>
         </w:numPr>
       </w:pPr>
-      <w:hyperlink r:id="rId31">
+      <w:hyperlink r:id="rId34">
         <w:r>
           <w:rPr>
             <w:rStyle w:val="Hyperlink"/>
@@ -610,9 +679,9 @@
         </w:r>
       </w:hyperlink>
     </w:p>
-    <w:bookmarkEnd w:id="32"/>
-    <w:bookmarkEnd w:id="33"/>
-    <w:bookmarkStart w:id="35" w:name="sec-resources-git"/>
+    <w:bookmarkEnd w:id="35"/>
+    <w:bookmarkEnd w:id="36"/>
+    <w:bookmarkStart w:id="38" w:name="sec-resources-git"/>
     <w:p>
       <w:pPr>
         <w:pStyle w:val="Heading2"/>
@@ -629,7 +698,7 @@
           <w:numId w:val="1005"/>
         </w:numPr>
       </w:pPr>
-      <w:hyperlink r:id="rId34">
+      <w:hyperlink r:id="rId37">
         <w:r>
           <w:rPr>
             <w:rStyle w:val="Hyperlink"/>
@@ -656,8 +725,8 @@
         <w:t xml:space="preserve">on branches, commits, and pull requests</w:t>
       </w:r>
     </w:p>
-    <w:bookmarkEnd w:id="35"/>
-    <w:bookmarkStart w:id="39" w:name="sec-resources-python"/>
+    <w:bookmarkEnd w:id="38"/>
+    <w:bookmarkStart w:id="42" w:name="sec-resources-python"/>
     <w:p>
       <w:pPr>
         <w:pStyle w:val="Heading2"/>
@@ -674,7 +743,7 @@
           <w:numId w:val="1006"/>
         </w:numPr>
       </w:pPr>
-      <w:hyperlink r:id="rId36">
+      <w:hyperlink r:id="rId39">
         <w:r>
           <w:rPr>
             <w:rStyle w:val="Hyperlink"/>
@@ -697,7 +766,7 @@
           <w:numId w:val="1006"/>
         </w:numPr>
       </w:pPr>
-      <w:hyperlink r:id="rId37">
+      <w:hyperlink r:id="rId40">
         <w:r>
           <w:rPr>
             <w:rStyle w:val="Hyperlink"/>
@@ -720,7 +789,7 @@
           <w:numId w:val="1006"/>
         </w:numPr>
       </w:pPr>
-      <w:hyperlink r:id="rId38">
+      <w:hyperlink r:id="rId41">
         <w:r>
           <w:rPr>
             <w:rStyle w:val="Hyperlink"/>
@@ -753,8 +822,8 @@
         <w:t xml:space="preserve">and strategies for sharing executed notebooks</w:t>
       </w:r>
     </w:p>
-    <w:bookmarkEnd w:id="39"/>
-    <w:bookmarkStart w:id="41" w:name="sec-resources-julia"/>
+    <w:bookmarkEnd w:id="42"/>
+    <w:bookmarkStart w:id="44" w:name="sec-resources-julia"/>
     <w:p>
       <w:pPr>
         <w:pStyle w:val="Heading2"/>
@@ -771,7 +840,7 @@
           <w:numId w:val="1007"/>
         </w:numPr>
       </w:pPr>
-      <w:hyperlink r:id="rId40">
+      <w:hyperlink r:id="rId43">
         <w:r>
           <w:rPr>
             <w:rStyle w:val="Hyperlink"/>
@@ -786,8 +855,8 @@
         <w:t xml:space="preserve">- foundational Julia programming</w:t>
       </w:r>
     </w:p>
-    <w:bookmarkEnd w:id="41"/>
-    <w:bookmarkStart w:id="50" w:name="sec-resources-open-science"/>
+    <w:bookmarkEnd w:id="44"/>
+    <w:bookmarkStart w:id="53" w:name="sec-resources-open-science"/>
     <w:p>
       <w:pPr>
         <w:pStyle w:val="Heading2"/>
@@ -804,7 +873,7 @@
           <w:numId w:val="1008"/>
         </w:numPr>
       </w:pPr>
-      <w:hyperlink r:id="rId42">
+      <w:hyperlink r:id="rId45">
         <w:r>
           <w:rPr>
             <w:rStyle w:val="Hyperlink"/>
@@ -827,7 +896,7 @@
       <w:r>
         <w:t xml:space="preserve"> </w:t>
       </w:r>
-      <w:hyperlink r:id="rId43">
+      <w:hyperlink r:id="rId46">
         <w:r>
           <w:rPr>
             <w:rStyle w:val="Hyperlink"/>
@@ -868,7 +937,7 @@
           <w:numId w:val="1008"/>
         </w:numPr>
       </w:pPr>
-      <w:hyperlink r:id="rId44">
+      <w:hyperlink r:id="rId47">
         <w:r>
           <w:rPr>
             <w:rStyle w:val="Hyperlink"/>
@@ -948,18 +1017,18 @@
                 <wp:inline>
                   <wp:extent cx="152400" cy="152400"/>
                   <wp:effectExtent b="0" l="0" r="0" t="0"/>
-                  <wp:docPr descr="" title="" id="46" name="Picture"/>
+                  <wp:docPr descr="" title="" id="49" name="Picture"/>
                   <a:graphic>
                     <a:graphicData uri="http://schemas.openxmlformats.org/drawingml/2006/picture">
                       <pic:pic>
                         <pic:nvPicPr>
-                          <pic:cNvPr descr="/opt/quarto/share/formats/docx/note.png" id="47" name="Picture"/>
+                          <pic:cNvPr descr="/opt/quarto/share/formats/docx/note.png" id="50" name="Picture"/>
                           <pic:cNvPicPr>
                             <a:picLocks noChangeArrowheads="1" noChangeAspect="1"/>
                           </pic:cNvPicPr>
                         </pic:nvPicPr>
                         <pic:blipFill>
-                          <a:blip r:embed="rId45"/>
+                          <a:blip r:embed="rId48"/>
                           <a:stretch>
                             <a:fillRect/>
                           </a:stretch>
@@ -1021,7 +1090,7 @@
             <w:r>
               <w:t xml:space="preserve"> </w:t>
             </w:r>
-            <w:hyperlink r:id="rId48">
+            <w:hyperlink r:id="rId51">
               <w:r>
                 <w:rPr>
                   <w:rStyle w:val="Hyperlink"/>
@@ -1044,7 +1113,7 @@
             <w:r>
               <w:t xml:space="preserve"> </w:t>
             </w:r>
-            <w:hyperlink r:id="rId49">
+            <w:hyperlink r:id="rId52">
               <w:r>
                 <w:rPr>
                   <w:rStyle w:val="Hyperlink"/>
@@ -1063,7 +1132,7 @@
         </w:tc>
       </w:tr>
     </w:tbl>
-    <w:bookmarkEnd w:id="50"/>
+    <w:bookmarkEnd w:id="53"/>
     <w:sectPr>
       <w:footnotePr>
         <w:numRestart w:val="eachSect"/>

--- a/chapters/resources.docx
+++ b/chapters/resources.docx
@@ -15,7 +15,7 @@
         <w:pStyle w:val="Date"/>
       </w:pPr>
       <w:r>
-        <w:t xml:space="preserve">Last modified: 2026-10-27 16:10:40 (PDT)</w:t>
+        <w:t xml:space="preserve">Last modified: 2026-10-27 16:56:59 (PDT)</w:t>
       </w:r>
     </w:p>
     <w:p>

--- a/chapters/resources.docx
+++ b/chapters/resources.docx
@@ -15,7 +15,7 @@
         <w:pStyle w:val="Date"/>
       </w:pPr>
       <w:r>
-        <w:t xml:space="preserve">Last modified: 2026-10-27 16:56:59 (PDT)</w:t>
+        <w:t xml:space="preserve">Last modified: 2026-10-28 16:01:38 (PDT)</w:t>
       </w:r>
     </w:p>
     <w:p>

--- a/chapters/resources.docx
+++ b/chapters/resources.docx
@@ -15,7 +15,7 @@
         <w:pStyle w:val="Date"/>
       </w:pPr>
       <w:r>
-        <w:t xml:space="preserve">Last modified: 2026-10-28 16:01:38 (PDT)</w:t>
+        <w:t xml:space="preserve">Last modified: 2026-10-29 09:14:27 (PDT)</w:t>
       </w:r>
     </w:p>
     <w:p>
